--- a/docs/SECURITY_POLICY.docx
+++ b/docs/SECURITY_POLICY.docx
@@ -665,31 +665,55 @@
           <w:b w:val="false"/>
           <w:bCs w:val="false"/>
         </w:rPr>
-        <w:t xml:space="preserve"> is required for all administrative consoles that can access</w:t>
-      </w:r>
-    </w:p>
-    <w:p>
-      <w:pPr>
-        <w:spacing w:after="120"/>
-      </w:pPr>
-      <w:r>
-        <w:rPr>
-          <w:b w:val="false"/>
-          <w:bCs w:val="false"/>
-        </w:rPr>
-        <w:t xml:space="preserve">production systems or sensitive data — Supabase, Netlify, GitHub, and the Plaid and QuickBooks</w:t>
-      </w:r>
-    </w:p>
-    <w:p>
-      <w:pPr>
-        <w:spacing w:after="120"/>
-      </w:pPr>
-      <w:r>
-        <w:rPr>
-          <w:b w:val="false"/>
-          <w:bCs w:val="false"/>
-        </w:rPr>
-        <w:t xml:space="preserve">dashboards.</w:t>
+        <w:t xml:space="preserve"> is required for administrators signing in to the WorkTrackPro</w:t>
+      </w:r>
+    </w:p>
+    <w:p>
+      <w:pPr>
+        <w:spacing w:after="120"/>
+      </w:pPr>
+      <w:r>
+        <w:rPr>
+          <w:b w:val="false"/>
+          <w:bCs w:val="false"/>
+        </w:rPr>
+        <w:t xml:space="preserve">application — TOTP (authenticator app), enforced at the login gate — and for all administrative</w:t>
+      </w:r>
+    </w:p>
+    <w:p>
+      <w:pPr>
+        <w:spacing w:after="120"/>
+      </w:pPr>
+      <w:r>
+        <w:rPr>
+          <w:b w:val="false"/>
+          <w:bCs w:val="false"/>
+        </w:rPr>
+        <w:t xml:space="preserve">consoles that can access production systems or sensitive data: Supabase, Netlify, GitHub, and the</w:t>
+      </w:r>
+    </w:p>
+    <w:p>
+      <w:pPr>
+        <w:spacing w:after="120"/>
+      </w:pPr>
+      <w:r>
+        <w:rPr>
+          <w:b w:val="false"/>
+          <w:bCs w:val="false"/>
+        </w:rPr>
+        <w:t xml:space="preserve">Plaid and QuickBooks dashboards. An administrator can reset a user's application MFA if a device is</w:t>
+      </w:r>
+    </w:p>
+    <w:p>
+      <w:pPr>
+        <w:spacing w:after="120"/>
+      </w:pPr>
+      <w:r>
+        <w:rPr>
+          <w:b w:val="false"/>
+          <w:bCs w:val="false"/>
+        </w:rPr>
+        <w:t xml:space="preserve">lost.</w:t>
       </w:r>
     </w:p>
     <w:p>
